--- a/TP2-api-rest.docx
+++ b/TP2-api-rest.docx
@@ -101,7 +101,23 @@
     <w:p/>
     <w:p>
       <w:r>
-        <w:t>Installation de la librarie requests :</w:t>
+        <w:t xml:space="preserve">Installation de la </w:t>
+      </w:r>
+      <w:proofErr w:type="spellStart"/>
+      <w:r>
+        <w:t>librarie</w:t>
+      </w:r>
+      <w:proofErr w:type="spellEnd"/>
+      <w:r>
+        <w:t xml:space="preserve"> </w:t>
+      </w:r>
+      <w:proofErr w:type="spellStart"/>
+      <w:r>
+        <w:t>requests</w:t>
+      </w:r>
+      <w:proofErr w:type="spellEnd"/>
+      <w:r>
+        <w:t> :</w:t>
       </w:r>
     </w:p>
     <w:p>
@@ -188,6 +204,66 @@
         </w:drawing>
       </w:r>
     </w:p>
+    <w:p>
+      <w:r>
+        <w:t>Création du inventaire.py permettant de lister les conteneurs</w:t>
+      </w:r>
+      <w:r>
+        <w:t xml:space="preserve"> avec sessions et timeout</w:t>
+      </w:r>
+      <w:r>
+        <w:t xml:space="preserve">. </w:t>
+      </w:r>
+      <w:proofErr w:type="spellStart"/>
+      <w:r>
+        <w:t>Execution</w:t>
+      </w:r>
+      <w:proofErr w:type="spellEnd"/>
+      <w:r>
+        <w:t xml:space="preserve"> du programme : </w:t>
+      </w:r>
+    </w:p>
+    <w:p>
+      <w:r>
+        <w:lastRenderedPageBreak/>
+        <w:drawing>
+          <wp:inline distT="0" distB="0" distL="0" distR="0" wp14:anchorId="6A82D6E5" wp14:editId="549CB3C3">
+            <wp:extent cx="5760720" cy="1421765"/>
+            <wp:effectExtent l="0" t="0" r="0" b="6985"/>
+            <wp:docPr id="1746675050" name="Image 1"/>
+            <wp:cNvGraphicFramePr>
+              <a:graphicFrameLocks xmlns:a="http://schemas.openxmlformats.org/drawingml/2006/main" noChangeAspect="1"/>
+            </wp:cNvGraphicFramePr>
+            <a:graphic xmlns:a="http://schemas.openxmlformats.org/drawingml/2006/main">
+              <a:graphicData uri="http://schemas.openxmlformats.org/drawingml/2006/picture">
+                <pic:pic xmlns:pic="http://schemas.openxmlformats.org/drawingml/2006/picture">
+                  <pic:nvPicPr>
+                    <pic:cNvPr id="1746675050" name=""/>
+                    <pic:cNvPicPr/>
+                  </pic:nvPicPr>
+                  <pic:blipFill>
+                    <a:blip r:embed="rId8"/>
+                    <a:stretch>
+                      <a:fillRect/>
+                    </a:stretch>
+                  </pic:blipFill>
+                  <pic:spPr>
+                    <a:xfrm>
+                      <a:off x="0" y="0"/>
+                      <a:ext cx="5760720" cy="1421765"/>
+                    </a:xfrm>
+                    <a:prstGeom prst="rect">
+                      <a:avLst/>
+                    </a:prstGeom>
+                  </pic:spPr>
+                </pic:pic>
+              </a:graphicData>
+            </a:graphic>
+          </wp:inline>
+        </w:drawing>
+      </w:r>
+    </w:p>
+    <w:p/>
     <w:sectPr>
       <w:pgSz w:w="11906" w:h="16838"/>
       <w:pgMar w:top="1417" w:right="1417" w:bottom="1417" w:left="1417" w:header="708" w:footer="708" w:gutter="0"/>

--- a/TP2-api-rest.docx
+++ b/TP2-api-rest.docx
@@ -251,6 +251,79 @@
                     <a:xfrm>
                       <a:off x="0" y="0"/>
                       <a:ext cx="5760720" cy="1421765"/>
+                    </a:xfrm>
+                    <a:prstGeom prst="rect">
+                      <a:avLst/>
+                    </a:prstGeom>
+                  </pic:spPr>
+                </pic:pic>
+              </a:graphicData>
+            </a:graphic>
+          </wp:inline>
+        </w:drawing>
+      </w:r>
+    </w:p>
+    <w:p>
+      <w:r>
+        <w:t xml:space="preserve">Maintenant on modifie notre code pour </w:t>
+      </w:r>
+      <w:r>
+        <w:t xml:space="preserve">parcourir la liste des conteneurs, et pour chaque conteneur qui est en cours d'exécution (running), d'interroger </w:t>
+      </w:r>
+      <w:proofErr w:type="spellStart"/>
+      <w:r>
+        <w:t>l'endpoint</w:t>
+      </w:r>
+      <w:proofErr w:type="spellEnd"/>
+      <w:r>
+        <w:t xml:space="preserve"> /containers/{id}/</w:t>
+      </w:r>
+      <w:proofErr w:type="spellStart"/>
+      <w:proofErr w:type="gramStart"/>
+      <w:r>
+        <w:t>stats?</w:t>
+      </w:r>
+      <w:proofErr w:type="gramEnd"/>
+      <w:r>
+        <w:t>stream</w:t>
+      </w:r>
+      <w:proofErr w:type="spellEnd"/>
+      <w:r>
+        <w:t xml:space="preserve">=false afin de calculer son pourcentage d'utilisation CPU et sa mémoire </w:t>
+      </w:r>
+    </w:p>
+    <w:p>
+      <w:r>
+        <w:t>On relance ainsi le python :</w:t>
+      </w:r>
+    </w:p>
+    <w:p>
+      <w:r>
+        <w:drawing>
+          <wp:inline distT="0" distB="0" distL="0" distR="0" wp14:anchorId="5222C072" wp14:editId="5860DFC1">
+            <wp:extent cx="5760720" cy="2416810"/>
+            <wp:effectExtent l="0" t="0" r="0" b="2540"/>
+            <wp:docPr id="613387373" name="Image 1"/>
+            <wp:cNvGraphicFramePr>
+              <a:graphicFrameLocks xmlns:a="http://schemas.openxmlformats.org/drawingml/2006/main" noChangeAspect="1"/>
+            </wp:cNvGraphicFramePr>
+            <a:graphic xmlns:a="http://schemas.openxmlformats.org/drawingml/2006/main">
+              <a:graphicData uri="http://schemas.openxmlformats.org/drawingml/2006/picture">
+                <pic:pic xmlns:pic="http://schemas.openxmlformats.org/drawingml/2006/picture">
+                  <pic:nvPicPr>
+                    <pic:cNvPr id="613387373" name=""/>
+                    <pic:cNvPicPr/>
+                  </pic:nvPicPr>
+                  <pic:blipFill>
+                    <a:blip r:embed="rId9"/>
+                    <a:stretch>
+                      <a:fillRect/>
+                    </a:stretch>
+                  </pic:blipFill>
+                  <pic:spPr>
+                    <a:xfrm>
+                      <a:off x="0" y="0"/>
+                      <a:ext cx="5760720" cy="2416810"/>
                     </a:xfrm>
                     <a:prstGeom prst="rect">
                       <a:avLst/>
@@ -877,7 +950,6 @@
   <w:style w:type="character" w:default="1" w:styleId="Policepardfaut">
     <w:name w:val="Default Paragraph Font"/>
     <w:uiPriority w:val="1"/>
-    <w:semiHidden/>
     <w:unhideWhenUsed/>
   </w:style>
   <w:style w:type="table" w:default="1" w:styleId="TableauNormal">

--- a/TP2-api-rest.docx
+++ b/TP2-api-rest.docx
@@ -336,6 +336,144 @@
         </w:drawing>
       </w:r>
     </w:p>
+    <w:p>
+      <w:r>
+        <w:t xml:space="preserve">On remodifie ensuite le code pour </w:t>
+      </w:r>
+      <w:r>
+        <w:t xml:space="preserve">qu’un fichier </w:t>
+      </w:r>
+      <w:proofErr w:type="spellStart"/>
+      <w:proofErr w:type="gramStart"/>
+      <w:r>
+        <w:t>inventaire.json</w:t>
+      </w:r>
+      <w:proofErr w:type="spellEnd"/>
+      <w:proofErr w:type="gramEnd"/>
+      <w:r>
+        <w:t xml:space="preserve"> se créer avec la date du relevé et le suivi de l’affichage d’un résumé lisible</w:t>
+      </w:r>
+    </w:p>
+    <w:p>
+      <w:r>
+        <w:drawing>
+          <wp:inline distT="0" distB="0" distL="0" distR="0" wp14:anchorId="5BE5C5CE" wp14:editId="18E2585D">
+            <wp:extent cx="5578323" cy="1836579"/>
+            <wp:effectExtent l="0" t="0" r="3810" b="0"/>
+            <wp:docPr id="2071606553" name="Image 1"/>
+            <wp:cNvGraphicFramePr>
+              <a:graphicFrameLocks xmlns:a="http://schemas.openxmlformats.org/drawingml/2006/main" noChangeAspect="1"/>
+            </wp:cNvGraphicFramePr>
+            <a:graphic xmlns:a="http://schemas.openxmlformats.org/drawingml/2006/main">
+              <a:graphicData uri="http://schemas.openxmlformats.org/drawingml/2006/picture">
+                <pic:pic xmlns:pic="http://schemas.openxmlformats.org/drawingml/2006/picture">
+                  <pic:nvPicPr>
+                    <pic:cNvPr id="2071606553" name=""/>
+                    <pic:cNvPicPr/>
+                  </pic:nvPicPr>
+                  <pic:blipFill>
+                    <a:blip r:embed="rId10"/>
+                    <a:stretch>
+                      <a:fillRect/>
+                    </a:stretch>
+                  </pic:blipFill>
+                  <pic:spPr>
+                    <a:xfrm>
+                      <a:off x="0" y="0"/>
+                      <a:ext cx="5578323" cy="1836579"/>
+                    </a:xfrm>
+                    <a:prstGeom prst="rect">
+                      <a:avLst/>
+                    </a:prstGeom>
+                  </pic:spPr>
+                </pic:pic>
+              </a:graphicData>
+            </a:graphic>
+          </wp:inline>
+        </w:drawing>
+      </w:r>
+    </w:p>
+    <w:p/>
+    <w:p>
+      <w:r>
+        <w:drawing>
+          <wp:inline distT="0" distB="0" distL="0" distR="0" wp14:anchorId="66A2908B" wp14:editId="4AAE3F61">
+            <wp:extent cx="5760720" cy="537210"/>
+            <wp:effectExtent l="0" t="0" r="0" b="0"/>
+            <wp:docPr id="1703756975" name="Image 1"/>
+            <wp:cNvGraphicFramePr>
+              <a:graphicFrameLocks xmlns:a="http://schemas.openxmlformats.org/drawingml/2006/main" noChangeAspect="1"/>
+            </wp:cNvGraphicFramePr>
+            <a:graphic xmlns:a="http://schemas.openxmlformats.org/drawingml/2006/main">
+              <a:graphicData uri="http://schemas.openxmlformats.org/drawingml/2006/picture">
+                <pic:pic xmlns:pic="http://schemas.openxmlformats.org/drawingml/2006/picture">
+                  <pic:nvPicPr>
+                    <pic:cNvPr id="1703756975" name=""/>
+                    <pic:cNvPicPr/>
+                  </pic:nvPicPr>
+                  <pic:blipFill>
+                    <a:blip r:embed="rId11"/>
+                    <a:stretch>
+                      <a:fillRect/>
+                    </a:stretch>
+                  </pic:blipFill>
+                  <pic:spPr>
+                    <a:xfrm>
+                      <a:off x="0" y="0"/>
+                      <a:ext cx="5760720" cy="537210"/>
+                    </a:xfrm>
+                    <a:prstGeom prst="rect">
+                      <a:avLst/>
+                    </a:prstGeom>
+                  </pic:spPr>
+                </pic:pic>
+              </a:graphicData>
+            </a:graphic>
+          </wp:inline>
+        </w:drawing>
+      </w:r>
+    </w:p>
+    <w:p>
+      <w:r>
+        <w:lastRenderedPageBreak/>
+        <w:drawing>
+          <wp:inline distT="0" distB="0" distL="0" distR="0" wp14:anchorId="192E5731" wp14:editId="2B7047A8">
+            <wp:extent cx="5760720" cy="7066915"/>
+            <wp:effectExtent l="0" t="0" r="0" b="635"/>
+            <wp:docPr id="725324314" name="Image 1"/>
+            <wp:cNvGraphicFramePr>
+              <a:graphicFrameLocks xmlns:a="http://schemas.openxmlformats.org/drawingml/2006/main" noChangeAspect="1"/>
+            </wp:cNvGraphicFramePr>
+            <a:graphic xmlns:a="http://schemas.openxmlformats.org/drawingml/2006/main">
+              <a:graphicData uri="http://schemas.openxmlformats.org/drawingml/2006/picture">
+                <pic:pic xmlns:pic="http://schemas.openxmlformats.org/drawingml/2006/picture">
+                  <pic:nvPicPr>
+                    <pic:cNvPr id="725324314" name=""/>
+                    <pic:cNvPicPr/>
+                  </pic:nvPicPr>
+                  <pic:blipFill>
+                    <a:blip r:embed="rId12"/>
+                    <a:stretch>
+                      <a:fillRect/>
+                    </a:stretch>
+                  </pic:blipFill>
+                  <pic:spPr>
+                    <a:xfrm>
+                      <a:off x="0" y="0"/>
+                      <a:ext cx="5760720" cy="7066915"/>
+                    </a:xfrm>
+                    <a:prstGeom prst="rect">
+                      <a:avLst/>
+                    </a:prstGeom>
+                  </pic:spPr>
+                </pic:pic>
+              </a:graphicData>
+            </a:graphic>
+          </wp:inline>
+        </w:drawing>
+      </w:r>
+    </w:p>
+    <w:p/>
     <w:p/>
     <w:sectPr>
       <w:pgSz w:w="11906" w:h="16838"/>

--- a/TP2-api-rest.docx
+++ b/TP2-api-rest.docx
@@ -461,6 +461,109 @@
                     <a:xfrm>
                       <a:off x="0" y="0"/>
                       <a:ext cx="5760720" cy="7066915"/>
+                    </a:xfrm>
+                    <a:prstGeom prst="rect">
+                      <a:avLst/>
+                    </a:prstGeom>
+                  </pic:spPr>
+                </pic:pic>
+              </a:graphicData>
+            </a:graphic>
+          </wp:inline>
+        </w:drawing>
+      </w:r>
+    </w:p>
+    <w:p/>
+    <w:p>
+      <w:r>
+        <w:t xml:space="preserve">Nous modifions notre code pour </w:t>
+      </w:r>
+      <w:r>
+        <w:t xml:space="preserve">l'ajout des relevés de l'API </w:t>
+      </w:r>
+      <w:proofErr w:type="spellStart"/>
+      <w:r>
+        <w:t>NetBox</w:t>
+      </w:r>
+      <w:proofErr w:type="spellEnd"/>
+      <w:r>
+        <w:t xml:space="preserve"> dans notre inventaire, incluant sa version (/api/</w:t>
+      </w:r>
+      <w:proofErr w:type="spellStart"/>
+      <w:r>
+        <w:t>status</w:t>
+      </w:r>
+      <w:proofErr w:type="spellEnd"/>
+      <w:r>
+        <w:t>/) et le comptage complet des types d'objets en suivant la pagination (/api/</w:t>
+      </w:r>
+      <w:proofErr w:type="spellStart"/>
+      <w:r>
+        <w:t>core</w:t>
+      </w:r>
+      <w:proofErr w:type="spellEnd"/>
+      <w:r>
+        <w:t>/</w:t>
+      </w:r>
+      <w:proofErr w:type="spellStart"/>
+      <w:r>
+        <w:t>object</w:t>
+      </w:r>
+      <w:proofErr w:type="spellEnd"/>
+      <w:r>
+        <w:t>-types</w:t>
+      </w:r>
+      <w:proofErr w:type="gramStart"/>
+      <w:r>
+        <w:t>/?</w:t>
+      </w:r>
+      <w:proofErr w:type="spellStart"/>
+      <w:proofErr w:type="gramEnd"/>
+      <w:r>
+        <w:t>limit</w:t>
+      </w:r>
+      <w:proofErr w:type="spellEnd"/>
+      <w:r>
+        <w:t xml:space="preserve">=50 jusqu'à ce que </w:t>
+      </w:r>
+      <w:proofErr w:type="spellStart"/>
+      <w:r>
+        <w:t>next</w:t>
+      </w:r>
+      <w:proofErr w:type="spellEnd"/>
+      <w:r>
+        <w:t xml:space="preserve"> soit None).</w:t>
+      </w:r>
+    </w:p>
+    <w:p/>
+    <w:p>
+      <w:r>
+        <w:lastRenderedPageBreak/>
+        <w:drawing>
+          <wp:inline distT="0" distB="0" distL="0" distR="0" wp14:anchorId="38E12356" wp14:editId="30156120">
+            <wp:extent cx="5113463" cy="1386960"/>
+            <wp:effectExtent l="0" t="0" r="0" b="3810"/>
+            <wp:docPr id="1014664567" name="Image 1"/>
+            <wp:cNvGraphicFramePr>
+              <a:graphicFrameLocks xmlns:a="http://schemas.openxmlformats.org/drawingml/2006/main" noChangeAspect="1"/>
+            </wp:cNvGraphicFramePr>
+            <a:graphic xmlns:a="http://schemas.openxmlformats.org/drawingml/2006/main">
+              <a:graphicData uri="http://schemas.openxmlformats.org/drawingml/2006/picture">
+                <pic:pic xmlns:pic="http://schemas.openxmlformats.org/drawingml/2006/picture">
+                  <pic:nvPicPr>
+                    <pic:cNvPr id="1014664567" name=""/>
+                    <pic:cNvPicPr/>
+                  </pic:nvPicPr>
+                  <pic:blipFill>
+                    <a:blip r:embed="rId13"/>
+                    <a:stretch>
+                      <a:fillRect/>
+                    </a:stretch>
+                  </pic:blipFill>
+                  <pic:spPr>
+                    <a:xfrm>
+                      <a:off x="0" y="0"/>
+                      <a:ext cx="5113463" cy="1386960"/>
                     </a:xfrm>
                     <a:prstGeom prst="rect">
                       <a:avLst/>

--- a/TP2-api-rest.docx
+++ b/TP2-api-rest.docx
@@ -577,6 +577,112 @@
       </w:r>
     </w:p>
     <w:p/>
+    <w:p>
+      <w:r>
+        <w:t xml:space="preserve">Maintenant nous allons le rendre plus robuste : </w:t>
+      </w:r>
+      <w:r>
+        <w:t xml:space="preserve">L'objectif est de rendre le script capable de réagir proprement si l'API Docker est injoignable (par exemple si elle est arrêtée), en affichant un message d'erreur explicite et en quittant le programme avec un code de retour non nul (grâce à </w:t>
+      </w:r>
+      <w:proofErr w:type="spellStart"/>
+      <w:proofErr w:type="gramStart"/>
+      <w:r>
+        <w:t>sys.exit</w:t>
+      </w:r>
+      <w:proofErr w:type="spellEnd"/>
+      <w:proofErr w:type="gramEnd"/>
+      <w:r>
+        <w:t xml:space="preserve">()). </w:t>
+      </w:r>
+    </w:p>
+    <w:p>
+      <w:r>
+        <w:t>On remodifie le code puis on arrête docker pour le test :</w:t>
+      </w:r>
+    </w:p>
+    <w:p>
+      <w:r>
+        <w:drawing>
+          <wp:inline distT="0" distB="0" distL="0" distR="0" wp14:anchorId="2942C7A5" wp14:editId="01F1C143">
+            <wp:extent cx="5204911" cy="579170"/>
+            <wp:effectExtent l="0" t="0" r="0" b="0"/>
+            <wp:docPr id="1869476139" name="Image 1"/>
+            <wp:cNvGraphicFramePr>
+              <a:graphicFrameLocks xmlns:a="http://schemas.openxmlformats.org/drawingml/2006/main" noChangeAspect="1"/>
+            </wp:cNvGraphicFramePr>
+            <a:graphic xmlns:a="http://schemas.openxmlformats.org/drawingml/2006/main">
+              <a:graphicData uri="http://schemas.openxmlformats.org/drawingml/2006/picture">
+                <pic:pic xmlns:pic="http://schemas.openxmlformats.org/drawingml/2006/picture">
+                  <pic:nvPicPr>
+                    <pic:cNvPr id="1869476139" name=""/>
+                    <pic:cNvPicPr/>
+                  </pic:nvPicPr>
+                  <pic:blipFill>
+                    <a:blip r:embed="rId14"/>
+                    <a:stretch>
+                      <a:fillRect/>
+                    </a:stretch>
+                  </pic:blipFill>
+                  <pic:spPr>
+                    <a:xfrm>
+                      <a:off x="0" y="0"/>
+                      <a:ext cx="5204911" cy="579170"/>
+                    </a:xfrm>
+                    <a:prstGeom prst="rect">
+                      <a:avLst/>
+                    </a:prstGeom>
+                  </pic:spPr>
+                </pic:pic>
+              </a:graphicData>
+            </a:graphic>
+          </wp:inline>
+        </w:drawing>
+      </w:r>
+    </w:p>
+    <w:p>
+      <w:r>
+        <w:t>On relance ensuite notre script python :</w:t>
+      </w:r>
+    </w:p>
+    <w:p>
+      <w:r>
+        <w:drawing>
+          <wp:inline distT="0" distB="0" distL="0" distR="0" wp14:anchorId="516FDA3A" wp14:editId="0C0AEE31">
+            <wp:extent cx="5760720" cy="303530"/>
+            <wp:effectExtent l="0" t="0" r="0" b="1270"/>
+            <wp:docPr id="1327746523" name="Image 1"/>
+            <wp:cNvGraphicFramePr>
+              <a:graphicFrameLocks xmlns:a="http://schemas.openxmlformats.org/drawingml/2006/main" noChangeAspect="1"/>
+            </wp:cNvGraphicFramePr>
+            <a:graphic xmlns:a="http://schemas.openxmlformats.org/drawingml/2006/main">
+              <a:graphicData uri="http://schemas.openxmlformats.org/drawingml/2006/picture">
+                <pic:pic xmlns:pic="http://schemas.openxmlformats.org/drawingml/2006/picture">
+                  <pic:nvPicPr>
+                    <pic:cNvPr id="1327746523" name=""/>
+                    <pic:cNvPicPr/>
+                  </pic:nvPicPr>
+                  <pic:blipFill>
+                    <a:blip r:embed="rId15"/>
+                    <a:stretch>
+                      <a:fillRect/>
+                    </a:stretch>
+                  </pic:blipFill>
+                  <pic:spPr>
+                    <a:xfrm>
+                      <a:off x="0" y="0"/>
+                      <a:ext cx="5760720" cy="303530"/>
+                    </a:xfrm>
+                    <a:prstGeom prst="rect">
+                      <a:avLst/>
+                    </a:prstGeom>
+                  </pic:spPr>
+                </pic:pic>
+              </a:graphicData>
+            </a:graphic>
+          </wp:inline>
+        </w:drawing>
+      </w:r>
+    </w:p>
     <w:p/>
     <w:sectPr>
       <w:pgSz w:w="11906" w:h="16838"/>
